--- a/cv.docx
+++ b/cv.docx
@@ -5,19 +5,22 @@
     <w:p>
       <w:pPr>
         <w:pStyle w:val="Tekstzonderopmaak"/>
-        <w:rPr>
-          <w:rFonts w:ascii="Courier New" w:hAnsi="Courier New" w:cs="Courier New"/>
-        </w:rPr>
-      </w:pPr>
-      <w:r>
-        <w:rPr>
-          <w:rFonts w:ascii="Courier New" w:hAnsi="Courier New" w:cs="Courier New"/>
-        </w:rPr>
-        <w:t xml:space="preserve">Naam:                </w:t>
-      </w:r>
-      <w:r>
-        <w:rPr>
-          <w:rFonts w:ascii="Courier New" w:hAnsi="Courier New" w:cs="Courier New"/>
+        <w:ind w:left="1440" w:firstLine="720"/>
+        <w:rPr>
+          <w:rFonts w:cs="Courier New"/>
+          <w:b/>
+          <w:bCs/>
+          <w:sz w:val="44"/>
+          <w:szCs w:val="44"/>
+        </w:rPr>
+      </w:pPr>
+      <w:r>
+        <w:rPr>
+          <w:rFonts w:cs="Courier New"/>
+          <w:b/>
+          <w:bCs/>
+          <w:sz w:val="44"/>
+          <w:szCs w:val="44"/>
         </w:rPr>
         <w:t>Evert van Groningen</w:t>
       </w:r>
@@ -25,113 +28,248 @@
     <w:p>
       <w:pPr>
         <w:pStyle w:val="Tekstzonderopmaak"/>
-        <w:rPr>
-          <w:rFonts w:ascii="Courier New" w:hAnsi="Courier New" w:cs="Courier New"/>
-        </w:rPr>
-      </w:pPr>
-      <w:r>
-        <w:rPr>
-          <w:rFonts w:ascii="Courier New" w:hAnsi="Courier New" w:cs="Courier New"/>
-        </w:rPr>
-        <w:t xml:space="preserve">Adres:               </w:t>
-      </w:r>
-      <w:r>
-        <w:rPr>
-          <w:rFonts w:ascii="Courier New" w:hAnsi="Courier New" w:cs="Courier New"/>
-        </w:rPr>
-        <w:t>Leeuweriklaan 18, 1602NZ, Enkhuizen</w:t>
-      </w:r>
-    </w:p>
-    <w:p>
-      <w:pPr>
-        <w:pStyle w:val="Tekstzonderopmaak"/>
-        <w:rPr>
-          <w:rFonts w:ascii="Courier New" w:hAnsi="Courier New" w:cs="Courier New"/>
-        </w:rPr>
-      </w:pPr>
-      <w:r>
-        <w:rPr>
-          <w:rFonts w:ascii="Courier New" w:hAnsi="Courier New" w:cs="Courier New"/>
-        </w:rPr>
-        <w:t xml:space="preserve">Telefoon:            [GSM-nummer]  </w:t>
-      </w:r>
-    </w:p>
-    <w:p>
-      <w:pPr>
-        <w:pStyle w:val="Tekstzonderopmaak"/>
-        <w:rPr>
-          <w:rFonts w:ascii="Courier New" w:hAnsi="Courier New" w:cs="Courier New"/>
-        </w:rPr>
-      </w:pPr>
-      <w:r>
-        <w:rPr>
-          <w:rFonts w:ascii="Courier New" w:hAnsi="Courier New" w:cs="Courier New"/>
-        </w:rPr>
-        <w:t xml:space="preserve">E-mail:              </w:t>
-      </w:r>
-      <w:r>
-        <w:rPr>
-          <w:rFonts w:ascii="Courier New" w:hAnsi="Courier New" w:cs="Courier New"/>
-        </w:rPr>
-        <w:t>evertvangroningen@gmail.com</w:t>
-      </w:r>
-      <w:r>
-        <w:rPr>
-          <w:rFonts w:ascii="Courier New" w:hAnsi="Courier New" w:cs="Courier New"/>
-        </w:rPr>
-        <w:t xml:space="preserve">  </w:t>
-      </w:r>
-    </w:p>
-    <w:p>
-      <w:pPr>
-        <w:pStyle w:val="Tekstzonderopmaak"/>
-        <w:rPr>
-          <w:rFonts w:ascii="Courier New" w:hAnsi="Courier New" w:cs="Courier New"/>
-        </w:rPr>
-      </w:pPr>
-      <w:r>
-        <w:rPr>
-          <w:rFonts w:ascii="Courier New" w:hAnsi="Courier New" w:cs="Courier New"/>
-        </w:rPr>
-        <w:t>LinkedIn: https://www.linkedin.com/in/evert-van-groningen-1614b2329/</w:t>
-      </w:r>
-    </w:p>
-    <w:p>
-      <w:pPr>
-        <w:pStyle w:val="Tekstzonderopmaak"/>
-        <w:rPr>
-          <w:rFonts w:ascii="Courier New" w:hAnsi="Courier New" w:cs="Courier New"/>
-        </w:rPr>
-      </w:pPr>
-      <w:r>
-        <w:rPr>
-          <w:rFonts w:ascii="Courier New" w:hAnsi="Courier New" w:cs="Courier New"/>
-        </w:rPr>
-        <w:t xml:space="preserve">Website/Portfolio:   </w:t>
-      </w:r>
-      <w:r>
-        <w:rPr>
-          <w:rFonts w:ascii="Courier New" w:hAnsi="Courier New" w:cs="Courier New"/>
-        </w:rPr>
-        <w:t>evertvangroningen.com</w:t>
-      </w:r>
-    </w:p>
-    <w:p>
-      <w:pPr>
-        <w:pStyle w:val="Tekstzonderopmaak"/>
-        <w:rPr>
-          <w:rFonts w:ascii="Courier New" w:hAnsi="Courier New" w:cs="Courier New"/>
-        </w:rPr>
-      </w:pPr>
-      <w:r>
-        <w:rPr>
-          <w:rFonts w:ascii="Courier New" w:hAnsi="Courier New" w:cs="Courier New"/>
-        </w:rPr>
-        <w:t xml:space="preserve">Geboortedatum:       </w:t>
-      </w:r>
-      <w:r>
-        <w:rPr>
-          <w:rFonts w:ascii="Courier New" w:hAnsi="Courier New" w:cs="Courier New"/>
+        <w:ind w:left="1440" w:firstLine="720"/>
+        <w:jc w:val="center"/>
+        <w:rPr>
+          <w:rFonts w:cs="Courier New"/>
+          <w:b/>
+          <w:bCs/>
+        </w:rPr>
+      </w:pPr>
+      <w:r>
+        <w:rPr>
+          <w:noProof/>
+        </w:rPr>
+        <w:drawing>
+          <wp:inline distT="0" distB="0" distL="0" distR="0" wp14:anchorId="6DB1C359" wp14:editId="1B7794AE">
+            <wp:extent cx="2438400" cy="2807183"/>
+            <wp:effectExtent l="0" t="0" r="0" b="0"/>
+            <wp:docPr id="1759879226" name="Afbeelding 1"/>
+            <wp:cNvGraphicFramePr>
+              <a:graphicFrameLocks xmlns:a="http://schemas.openxmlformats.org/drawingml/2006/main" noChangeAspect="1"/>
+            </wp:cNvGraphicFramePr>
+            <a:graphic xmlns:a="http://schemas.openxmlformats.org/drawingml/2006/main">
+              <a:graphicData uri="http://schemas.openxmlformats.org/drawingml/2006/picture">
+                <pic:pic xmlns:pic="http://schemas.openxmlformats.org/drawingml/2006/picture">
+                  <pic:nvPicPr>
+                    <pic:cNvPr id="0" name="Picture 1"/>
+                    <pic:cNvPicPr>
+                      <a:picLocks noChangeAspect="1" noChangeArrowheads="1"/>
+                    </pic:cNvPicPr>
+                  </pic:nvPicPr>
+                  <pic:blipFill>
+                    <a:blip r:embed="rId5" cstate="print">
+                      <a:extLst>
+                        <a:ext uri="{28A0092B-C50C-407E-A947-70E740481C1C}">
+                          <a14:useLocalDpi xmlns:a14="http://schemas.microsoft.com/office/drawing/2010/main" val="0"/>
+                        </a:ext>
+                      </a:extLst>
+                    </a:blip>
+                    <a:srcRect/>
+                    <a:stretch>
+                      <a:fillRect/>
+                    </a:stretch>
+                  </pic:blipFill>
+                  <pic:spPr bwMode="auto">
+                    <a:xfrm>
+                      <a:off x="0" y="0"/>
+                      <a:ext cx="2438400" cy="2807183"/>
+                    </a:xfrm>
+                    <a:prstGeom prst="rect">
+                      <a:avLst/>
+                    </a:prstGeom>
+                    <a:noFill/>
+                    <a:ln>
+                      <a:noFill/>
+                    </a:ln>
+                  </pic:spPr>
+                </pic:pic>
+              </a:graphicData>
+            </a:graphic>
+          </wp:inline>
+        </w:drawing>
+      </w:r>
+    </w:p>
+    <w:p>
+      <w:pPr>
+        <w:pStyle w:val="Tekstzonderopmaak"/>
+        <w:rPr>
+          <w:rFonts w:ascii="Arial" w:hAnsi="Arial" w:cs="Arial"/>
+          <w:b/>
+          <w:bCs/>
+          <w:sz w:val="24"/>
+          <w:szCs w:val="24"/>
+        </w:rPr>
+      </w:pPr>
+      <w:r>
+        <w:rPr>
+          <w:rFonts w:ascii="Arial" w:hAnsi="Arial" w:cs="Arial"/>
+          <w:b/>
+          <w:bCs/>
+          <w:sz w:val="24"/>
+          <w:szCs w:val="24"/>
+        </w:rPr>
+        <w:t>Curriculum Vitae</w:t>
+      </w:r>
+      <w:r>
+        <w:rPr>
+          <w:rFonts w:ascii="Arial" w:hAnsi="Arial" w:cs="Arial"/>
+          <w:b/>
+          <w:bCs/>
+          <w:sz w:val="24"/>
+          <w:szCs w:val="24"/>
+        </w:rPr>
+        <w:t xml:space="preserve"> </w:t>
+      </w:r>
+    </w:p>
+    <w:p>
+      <w:pPr>
+        <w:pStyle w:val="Tekstzonderopmaak"/>
+        <w:rPr>
+          <w:rFonts w:ascii="Arial" w:hAnsi="Arial" w:cs="Arial"/>
+          <w:b/>
+          <w:bCs/>
+          <w:sz w:val="24"/>
+          <w:szCs w:val="24"/>
+        </w:rPr>
+      </w:pPr>
+    </w:p>
+    <w:p>
+      <w:pPr>
+        <w:pStyle w:val="Tekstzonderopmaak"/>
+        <w:rPr>
+          <w:rFonts w:ascii="Arial" w:hAnsi="Arial" w:cs="Arial"/>
+          <w:b/>
+          <w:bCs/>
+          <w:sz w:val="24"/>
+          <w:szCs w:val="24"/>
+        </w:rPr>
+      </w:pPr>
+      <w:r>
+        <w:rPr>
+          <w:rFonts w:ascii="Arial" w:hAnsi="Arial" w:cs="Arial"/>
+          <w:b/>
+          <w:bCs/>
+          <w:sz w:val="24"/>
+          <w:szCs w:val="24"/>
+        </w:rPr>
+        <w:t>Persoonlijke gegevens</w:t>
+      </w:r>
+    </w:p>
+    <w:p>
+      <w:pPr>
+        <w:pStyle w:val="Tekstzonderopmaak"/>
+        <w:rPr>
+          <w:rFonts w:ascii="Arial" w:hAnsi="Arial" w:cs="Arial"/>
+        </w:rPr>
+      </w:pPr>
+      <w:r>
+        <w:rPr>
+          <w:rFonts w:ascii="Arial" w:hAnsi="Arial" w:cs="Arial"/>
+        </w:rPr>
+        <w:br/>
+      </w:r>
+      <w:r>
+        <w:rPr>
+          <w:rFonts w:ascii="Arial" w:hAnsi="Arial" w:cs="Arial"/>
+        </w:rPr>
+        <w:t>Evert van Groningen</w:t>
+      </w:r>
+      <w:r>
+        <w:rPr>
+          <w:rFonts w:ascii="Arial" w:hAnsi="Arial" w:cs="Arial"/>
+        </w:rPr>
+        <w:br/>
+      </w:r>
+      <w:proofErr w:type="spellStart"/>
+      <w:r>
+        <w:rPr>
+          <w:rFonts w:ascii="Arial" w:hAnsi="Arial" w:cs="Arial"/>
+        </w:rPr>
+        <w:t>Leeueriklaan</w:t>
+      </w:r>
+      <w:proofErr w:type="spellEnd"/>
+      <w:r>
+        <w:rPr>
+          <w:rFonts w:ascii="Arial" w:hAnsi="Arial" w:cs="Arial"/>
+        </w:rPr>
+        <w:t xml:space="preserve"> 18, Enkhuizen 1602NZ </w:t>
+      </w:r>
+      <w:r>
+        <w:rPr>
+          <w:rFonts w:ascii="Arial" w:hAnsi="Arial" w:cs="Arial"/>
+        </w:rPr>
+        <w:tab/>
+      </w:r>
+      <w:r>
+        <w:rPr>
+          <w:rFonts w:ascii="Arial" w:hAnsi="Arial" w:cs="Arial"/>
+        </w:rPr>
+        <w:tab/>
+      </w:r>
+      <w:r>
+        <w:rPr>
+          <w:rFonts w:ascii="Arial" w:hAnsi="Arial" w:cs="Arial"/>
+        </w:rPr>
+        <w:tab/>
+      </w:r>
+      <w:r>
+        <w:rPr>
+          <w:rFonts w:ascii="Arial" w:hAnsi="Arial" w:cs="Arial"/>
+        </w:rPr>
+        <w:tab/>
+      </w:r>
+      <w:r>
+        <w:rPr>
+          <w:rFonts w:ascii="Arial" w:hAnsi="Arial" w:cs="Arial"/>
+        </w:rPr>
+        <w:tab/>
+        <w:t xml:space="preserve">   </w:t>
+      </w:r>
+      <w:r>
+        <w:rPr>
+          <w:rFonts w:ascii="Arial" w:hAnsi="Arial" w:cs="Arial"/>
+        </w:rPr>
+        <w:t xml:space="preserve">            </w:t>
+      </w:r>
+      <w:r>
+        <w:rPr>
+          <w:rFonts w:ascii="Arial" w:hAnsi="Arial" w:cs="Arial"/>
+        </w:rPr>
+        <w:t xml:space="preserve">                           </w:t>
+      </w:r>
+      <w:r>
+        <w:rPr>
+          <w:rFonts w:ascii="Arial" w:hAnsi="Arial" w:cs="Arial"/>
+        </w:rPr>
+        <w:t>+31 6 28867335</w:t>
+      </w:r>
+      <w:r>
+        <w:rPr>
+          <w:rFonts w:ascii="Arial" w:hAnsi="Arial" w:cs="Arial"/>
+        </w:rPr>
+        <w:br/>
+      </w:r>
+      <w:hyperlink r:id="rId6" w:history="1">
+        <w:r>
+          <w:rPr>
+            <w:rStyle w:val="Hyperlink"/>
+            <w:rFonts w:ascii="Arial" w:hAnsi="Arial" w:cs="Arial"/>
+          </w:rPr>
+          <w:t>evertvangroningen@gmail.com</w:t>
+        </w:r>
+      </w:hyperlink>
+    </w:p>
+    <w:p>
+      <w:pPr>
+        <w:pStyle w:val="Tekstzonderopmaak"/>
+        <w:rPr>
+          <w:rFonts w:ascii="Arial" w:hAnsi="Arial" w:cs="Arial"/>
+        </w:rPr>
+      </w:pPr>
+      <w:r>
+        <w:rPr>
+          <w:rFonts w:ascii="Arial" w:hAnsi="Arial" w:cs="Arial"/>
         </w:rPr>
         <w:t>27-08-2006</w:t>
       </w:r>
@@ -140,72 +278,141 @@
       <w:pPr>
         <w:pStyle w:val="Tekstzonderopmaak"/>
         <w:rPr>
-          <w:rFonts w:ascii="Courier New" w:hAnsi="Courier New" w:cs="Courier New"/>
-        </w:rPr>
-      </w:pPr>
-    </w:p>
-    <w:p>
-      <w:pPr>
-        <w:pStyle w:val="Tekstzonderopmaak"/>
-        <w:rPr>
-          <w:rFonts w:ascii="Courier New" w:hAnsi="Courier New" w:cs="Courier New"/>
-        </w:rPr>
-      </w:pPr>
-      <w:r>
-        <w:rPr>
-          <w:rFonts w:ascii="Courier New" w:hAnsi="Courier New" w:cs="Courier New"/>
-        </w:rPr>
-        <w:t>## Education</w:t>
-      </w:r>
-    </w:p>
-    <w:p>
-      <w:pPr>
-        <w:pStyle w:val="Tekstzonderopmaak"/>
-        <w:rPr>
-          <w:rFonts w:ascii="Courier New" w:hAnsi="Courier New" w:cs="Courier New"/>
-        </w:rPr>
-      </w:pPr>
-    </w:p>
-    <w:p>
-      <w:pPr>
-        <w:pStyle w:val="Tekstzonderopmaak"/>
-        <w:rPr>
-          <w:rFonts w:ascii="Courier New" w:hAnsi="Courier New" w:cs="Courier New"/>
-        </w:rPr>
-      </w:pPr>
-      <w:r>
-        <w:rPr>
-          <w:rFonts w:ascii="Courier New" w:hAnsi="Courier New" w:cs="Courier New"/>
-        </w:rPr>
-        <w:t>Mediacollege Amsterdam</w:t>
-      </w:r>
-    </w:p>
-    <w:p>
-      <w:pPr>
-        <w:pStyle w:val="Tekstzonderopmaak"/>
-        <w:rPr>
-          <w:rFonts w:ascii="Courier New" w:hAnsi="Courier New" w:cs="Courier New"/>
-        </w:rPr>
-      </w:pPr>
-    </w:p>
-    <w:p>
-      <w:pPr>
-        <w:pStyle w:val="Tekstzonderopmaak"/>
-        <w:rPr>
-          <w:rFonts w:ascii="Courier New" w:hAnsi="Courier New" w:cs="Courier New"/>
-        </w:rPr>
-      </w:pPr>
-    </w:p>
-    <w:p>
-      <w:pPr>
-        <w:pStyle w:val="Tekstzonderopmaak"/>
-        <w:rPr>
-          <w:rFonts w:ascii="Courier New" w:hAnsi="Courier New" w:cs="Courier New"/>
-        </w:rPr>
-      </w:pPr>
-      <w:r>
-        <w:rPr>
-          <w:rFonts w:ascii="Courier New" w:hAnsi="Courier New" w:cs="Courier New"/>
+          <w:rFonts w:ascii="Arial" w:hAnsi="Arial" w:cs="Arial"/>
+          <w:lang w:val="en-NL"/>
+        </w:rPr>
+      </w:pPr>
+    </w:p>
+    <w:p>
+      <w:pPr>
+        <w:pStyle w:val="Tekstzonderopmaak"/>
+        <w:rPr>
+          <w:rFonts w:ascii="Arial" w:hAnsi="Arial" w:cs="Arial"/>
+          <w:b/>
+          <w:bCs/>
+          <w:sz w:val="24"/>
+          <w:szCs w:val="24"/>
+          <w:lang w:val="en-NL"/>
+        </w:rPr>
+      </w:pPr>
+    </w:p>
+    <w:p>
+      <w:pPr>
+        <w:pStyle w:val="Tekstzonderopmaak"/>
+        <w:rPr>
+          <w:rFonts w:ascii="Arial" w:hAnsi="Arial" w:cs="Arial"/>
+          <w:b/>
+          <w:bCs/>
+          <w:sz w:val="24"/>
+          <w:szCs w:val="24"/>
+          <w:lang w:val="en-NL"/>
+        </w:rPr>
+      </w:pPr>
+      <w:proofErr w:type="spellStart"/>
+      <w:r>
+        <w:rPr>
+          <w:rFonts w:ascii="Arial" w:hAnsi="Arial" w:cs="Arial"/>
+          <w:b/>
+          <w:bCs/>
+          <w:sz w:val="24"/>
+          <w:szCs w:val="24"/>
+          <w:lang w:val="en-NL"/>
+        </w:rPr>
+        <w:t>Profiel</w:t>
+      </w:r>
+      <w:proofErr w:type="spellEnd"/>
+      <w:r>
+        <w:rPr>
+          <w:rFonts w:ascii="Arial" w:hAnsi="Arial" w:cs="Arial"/>
+          <w:b/>
+          <w:bCs/>
+          <w:sz w:val="24"/>
+          <w:szCs w:val="24"/>
+          <w:lang w:val="en-NL"/>
+        </w:rPr>
+        <w:t>:</w:t>
+      </w:r>
+    </w:p>
+    <w:p>
+      <w:pPr>
+        <w:pStyle w:val="Tekstzonderopmaak"/>
+        <w:rPr>
+          <w:rFonts w:ascii="Arial" w:hAnsi="Arial" w:cs="Arial"/>
+        </w:rPr>
+      </w:pPr>
+      <w:r>
+        <w:rPr>
+          <w:rFonts w:ascii="Arial" w:hAnsi="Arial" w:cs="Arial"/>
+        </w:rPr>
+        <w:t xml:space="preserve">Ik ben een junior software </w:t>
+      </w:r>
+      <w:proofErr w:type="spellStart"/>
+      <w:r>
+        <w:rPr>
+          <w:rFonts w:ascii="Arial" w:hAnsi="Arial" w:cs="Arial"/>
+        </w:rPr>
+        <w:t>developer</w:t>
+      </w:r>
+      <w:proofErr w:type="spellEnd"/>
+      <w:r>
+        <w:rPr>
+          <w:rFonts w:ascii="Arial" w:hAnsi="Arial" w:cs="Arial"/>
+        </w:rPr>
+        <w:t xml:space="preserve">/game </w:t>
+      </w:r>
+      <w:proofErr w:type="spellStart"/>
+      <w:r>
+        <w:rPr>
+          <w:rFonts w:ascii="Arial" w:hAnsi="Arial" w:cs="Arial"/>
+        </w:rPr>
+        <w:t>developer</w:t>
+      </w:r>
+      <w:proofErr w:type="spellEnd"/>
+      <w:r>
+        <w:rPr>
+          <w:rFonts w:ascii="Arial" w:hAnsi="Arial" w:cs="Arial"/>
+        </w:rPr>
+        <w:t xml:space="preserve"> met een leergierige mentaliteit.</w:t>
+      </w:r>
+    </w:p>
+    <w:p>
+      <w:pPr>
+        <w:pStyle w:val="Tekstzonderopmaak"/>
+        <w:rPr>
+          <w:rFonts w:ascii="Arial" w:hAnsi="Arial" w:cs="Arial"/>
+          <w:sz w:val="24"/>
+          <w:szCs w:val="24"/>
+        </w:rPr>
+      </w:pPr>
+    </w:p>
+    <w:p>
+      <w:pPr>
+        <w:pStyle w:val="Tekstzonderopmaak"/>
+        <w:rPr>
+          <w:rFonts w:ascii="Arial" w:hAnsi="Arial" w:cs="Arial"/>
+          <w:sz w:val="24"/>
+          <w:szCs w:val="24"/>
+        </w:rPr>
+      </w:pPr>
+    </w:p>
+    <w:p>
+      <w:pPr>
+        <w:pStyle w:val="Tekstzonderopmaak"/>
+        <w:rPr>
+          <w:rFonts w:ascii="Arial" w:hAnsi="Arial" w:cs="Arial"/>
+          <w:b/>
+          <w:bCs/>
+          <w:sz w:val="24"/>
+          <w:szCs w:val="24"/>
+        </w:rPr>
+      </w:pPr>
+      <w:r>
+        <w:rPr>
+          <w:rFonts w:ascii="Arial" w:hAnsi="Arial" w:cs="Arial"/>
+          <w:b/>
+          <w:bCs/>
+          <w:sz w:val="24"/>
+          <w:szCs w:val="24"/>
         </w:rPr>
         <w:t>Werkervaring:</w:t>
       </w:r>
@@ -214,92 +421,385 @@
       <w:pPr>
         <w:pStyle w:val="Tekstzonderopmaak"/>
         <w:rPr>
-          <w:rFonts w:ascii="Courier New" w:hAnsi="Courier New" w:cs="Courier New"/>
-        </w:rPr>
-      </w:pPr>
-    </w:p>
-    <w:p>
-      <w:pPr>
-        <w:pStyle w:val="Tekstzonderopmaak"/>
-        <w:rPr>
-          <w:rFonts w:ascii="Courier New" w:hAnsi="Courier New" w:cs="Courier New"/>
-        </w:rPr>
-      </w:pPr>
-      <w:r>
-        <w:rPr>
-          <w:rFonts w:ascii="Courier New" w:hAnsi="Courier New" w:cs="Courier New"/>
-        </w:rPr>
-        <w:t>Krantenwijk: 2016-2019</w:t>
-      </w:r>
-    </w:p>
-    <w:p>
-      <w:pPr>
-        <w:pStyle w:val="Tekstzonderopmaak"/>
-        <w:rPr>
-          <w:rFonts w:ascii="Courier New" w:hAnsi="Courier New" w:cs="Courier New"/>
-        </w:rPr>
-      </w:pPr>
-      <w:r>
-        <w:rPr>
-          <w:rFonts w:ascii="Courier New" w:hAnsi="Courier New" w:cs="Courier New"/>
-        </w:rPr>
-        <w:t>Albert Heijn vulploegmedewerker: 2020-2024</w:t>
-      </w:r>
-    </w:p>
-    <w:p>
-      <w:pPr>
-        <w:pStyle w:val="Tekstzonderopmaak"/>
-        <w:rPr>
-          <w:rFonts w:ascii="Courier New" w:hAnsi="Courier New" w:cs="Courier New"/>
-        </w:rPr>
-      </w:pPr>
-      <w:r>
-        <w:rPr>
-          <w:rFonts w:ascii="Courier New" w:hAnsi="Courier New" w:cs="Courier New"/>
-        </w:rPr>
-        <w:t>Domino’s leverancier: Zomer 2025- Herfst 2025</w:t>
-      </w:r>
-    </w:p>
-    <w:p>
-      <w:pPr>
-        <w:pStyle w:val="Tekstzonderopmaak"/>
-        <w:rPr>
-          <w:rFonts w:ascii="Courier New" w:hAnsi="Courier New" w:cs="Courier New"/>
-        </w:rPr>
-      </w:pPr>
-    </w:p>
-    <w:p>
-      <w:pPr>
-        <w:pStyle w:val="Tekstzonderopmaak"/>
-        <w:rPr>
-          <w:rFonts w:ascii="Courier New" w:hAnsi="Courier New" w:cs="Courier New"/>
-        </w:rPr>
-      </w:pPr>
-      <w:r>
-        <w:rPr>
-          <w:rFonts w:ascii="Courier New" w:hAnsi="Courier New" w:cs="Courier New"/>
-        </w:rPr>
-        <w:t>Skills:</w:t>
-      </w:r>
-    </w:p>
-    <w:p>
-      <w:pPr>
-        <w:pStyle w:val="Tekstzonderopmaak"/>
-        <w:rPr>
-          <w:rFonts w:ascii="Courier New" w:hAnsi="Courier New" w:cs="Courier New"/>
-        </w:rPr>
-      </w:pPr>
-    </w:p>
-    <w:p>
-      <w:pPr>
-        <w:pStyle w:val="Tekstzonderopmaak"/>
-        <w:rPr>
-          <w:rFonts w:ascii="Courier New" w:hAnsi="Courier New" w:cs="Courier New"/>
-        </w:rPr>
-      </w:pPr>
-      <w:r>
-        <w:rPr>
-          <w:rFonts w:ascii="Courier New" w:hAnsi="Courier New" w:cs="Courier New"/>
+          <w:rFonts w:ascii="Arial" w:hAnsi="Arial" w:cs="Arial"/>
+          <w:b/>
+          <w:bCs/>
+          <w:sz w:val="24"/>
+          <w:szCs w:val="24"/>
+        </w:rPr>
+      </w:pPr>
+    </w:p>
+    <w:p>
+      <w:pPr>
+        <w:pStyle w:val="Tekstzonderopmaak"/>
+        <w:rPr>
+          <w:rFonts w:ascii="Arial" w:hAnsi="Arial" w:cs="Arial"/>
+        </w:rPr>
+      </w:pPr>
+      <w:r>
+        <w:rPr>
+          <w:rFonts w:ascii="Arial" w:hAnsi="Arial" w:cs="Arial"/>
+        </w:rPr>
+        <w:t>Krantenwijk</w:t>
+      </w:r>
+    </w:p>
+    <w:p>
+      <w:pPr>
+        <w:pStyle w:val="Tekstzonderopmaak"/>
+        <w:rPr>
+          <w:rFonts w:ascii="Arial" w:hAnsi="Arial" w:cs="Arial"/>
+        </w:rPr>
+      </w:pPr>
+      <w:r>
+        <w:rPr>
+          <w:rFonts w:ascii="Arial" w:hAnsi="Arial" w:cs="Arial"/>
+          <w:color w:val="215E99" w:themeColor="text2" w:themeTint="BF"/>
+        </w:rPr>
+        <w:t>Middenstander, Enkhuizen</w:t>
+      </w:r>
+      <w:r>
+        <w:rPr>
+          <w:rFonts w:ascii="Arial" w:hAnsi="Arial" w:cs="Arial"/>
+          <w:color w:val="215E99" w:themeColor="text2" w:themeTint="BF"/>
+        </w:rPr>
+        <w:t xml:space="preserve">                             </w:t>
+      </w:r>
+      <w:r>
+        <w:rPr>
+          <w:rFonts w:ascii="Arial" w:hAnsi="Arial" w:cs="Arial"/>
+          <w:color w:val="215E99" w:themeColor="text2" w:themeTint="BF"/>
+        </w:rPr>
+        <w:t xml:space="preserve"> </w:t>
+      </w:r>
+      <w:r>
+        <w:rPr>
+          <w:rFonts w:ascii="Arial" w:hAnsi="Arial" w:cs="Arial"/>
+        </w:rPr>
+        <w:t>feb 2017-jan 2019</w:t>
+      </w:r>
+    </w:p>
+    <w:p>
+      <w:pPr>
+        <w:pStyle w:val="Tekstzonderopmaak"/>
+        <w:rPr>
+          <w:rFonts w:ascii="Arial" w:hAnsi="Arial" w:cs="Arial"/>
+        </w:rPr>
+      </w:pPr>
+    </w:p>
+    <w:p>
+      <w:pPr>
+        <w:pStyle w:val="Tekstzonderopmaak"/>
+        <w:rPr>
+          <w:rFonts w:ascii="Arial" w:hAnsi="Arial" w:cs="Arial"/>
+        </w:rPr>
+      </w:pPr>
+      <w:proofErr w:type="spellStart"/>
+      <w:r>
+        <w:rPr>
+          <w:rFonts w:ascii="Arial" w:hAnsi="Arial" w:cs="Arial"/>
+        </w:rPr>
+        <w:t>Vulploegmedenwerker</w:t>
+      </w:r>
+      <w:proofErr w:type="spellEnd"/>
+    </w:p>
+    <w:p>
+      <w:pPr>
+        <w:pStyle w:val="Tekstzonderopmaak"/>
+        <w:rPr>
+          <w:rFonts w:ascii="Arial" w:hAnsi="Arial" w:cs="Arial"/>
+          <w:lang w:val="en-NL"/>
+        </w:rPr>
+      </w:pPr>
+      <w:r>
+        <w:rPr>
+          <w:rFonts w:ascii="Arial" w:hAnsi="Arial" w:cs="Arial"/>
+          <w:color w:val="215E99" w:themeColor="text2" w:themeTint="BF"/>
+          <w:lang w:val="en-NL"/>
+        </w:rPr>
+        <w:t xml:space="preserve">Albert Heijn, </w:t>
+      </w:r>
+      <w:proofErr w:type="spellStart"/>
+      <w:r>
+        <w:rPr>
+          <w:rFonts w:ascii="Arial" w:hAnsi="Arial" w:cs="Arial"/>
+          <w:color w:val="215E99" w:themeColor="text2" w:themeTint="BF"/>
+          <w:lang w:val="en-NL"/>
+        </w:rPr>
+        <w:t>Enkhuizen</w:t>
+      </w:r>
+      <w:proofErr w:type="spellEnd"/>
+      <w:r>
+        <w:rPr>
+          <w:rFonts w:ascii="Arial" w:hAnsi="Arial" w:cs="Arial"/>
+          <w:color w:val="215E99" w:themeColor="text2" w:themeTint="BF"/>
+          <w:lang w:val="en-NL"/>
+        </w:rPr>
+        <w:t xml:space="preserve">           </w:t>
+      </w:r>
+      <w:r>
+        <w:rPr>
+          <w:rFonts w:ascii="Arial" w:hAnsi="Arial" w:cs="Arial"/>
+          <w:lang w:val="en-NL"/>
+        </w:rPr>
+        <w:t xml:space="preserve">                        </w:t>
+      </w:r>
+      <w:proofErr w:type="spellStart"/>
+      <w:r>
+        <w:rPr>
+          <w:rFonts w:ascii="Arial" w:hAnsi="Arial" w:cs="Arial"/>
+          <w:lang w:val="en-NL"/>
+        </w:rPr>
+        <w:t>aug</w:t>
+      </w:r>
+      <w:proofErr w:type="spellEnd"/>
+      <w:r>
+        <w:rPr>
+          <w:rFonts w:ascii="Arial" w:hAnsi="Arial" w:cs="Arial"/>
+          <w:lang w:val="en-NL"/>
+        </w:rPr>
+        <w:t xml:space="preserve"> 2020-mrt 2023</w:t>
+      </w:r>
+    </w:p>
+    <w:p>
+      <w:pPr>
+        <w:pStyle w:val="Tekstzonderopmaak"/>
+        <w:rPr>
+          <w:rFonts w:ascii="Arial" w:hAnsi="Arial" w:cs="Arial"/>
+        </w:rPr>
+      </w:pPr>
+      <w:r>
+        <w:rPr>
+          <w:rFonts w:ascii="Arial" w:hAnsi="Arial" w:cs="Arial"/>
+        </w:rPr>
+        <w:t>Vakkenvullen en klanten helpen in de winkel</w:t>
+      </w:r>
+    </w:p>
+    <w:p>
+      <w:pPr>
+        <w:pStyle w:val="Tekstzonderopmaak"/>
+        <w:rPr>
+          <w:rFonts w:ascii="Arial" w:hAnsi="Arial" w:cs="Arial"/>
+        </w:rPr>
+      </w:pPr>
+    </w:p>
+    <w:p>
+      <w:pPr>
+        <w:pStyle w:val="Tekstzonderopmaak"/>
+        <w:rPr>
+          <w:rFonts w:ascii="Arial" w:hAnsi="Arial" w:cs="Arial"/>
+        </w:rPr>
+      </w:pPr>
+      <w:r>
+        <w:rPr>
+          <w:rFonts w:ascii="Arial" w:hAnsi="Arial" w:cs="Arial"/>
+        </w:rPr>
+        <w:t>Bezorger</w:t>
+      </w:r>
+    </w:p>
+    <w:p>
+      <w:pPr>
+        <w:pStyle w:val="Tekstzonderopmaak"/>
+        <w:rPr>
+          <w:rFonts w:ascii="Arial" w:hAnsi="Arial" w:cs="Arial"/>
+        </w:rPr>
+      </w:pPr>
+      <w:proofErr w:type="spellStart"/>
+      <w:r>
+        <w:rPr>
+          <w:rFonts w:ascii="Arial" w:hAnsi="Arial" w:cs="Arial"/>
+          <w:color w:val="215E99" w:themeColor="text2" w:themeTint="BF"/>
+        </w:rPr>
+        <w:t>Dominos</w:t>
+      </w:r>
+      <w:proofErr w:type="spellEnd"/>
+      <w:r>
+        <w:rPr>
+          <w:rFonts w:ascii="Arial" w:hAnsi="Arial" w:cs="Arial"/>
+          <w:color w:val="215E99" w:themeColor="text2" w:themeTint="BF"/>
+        </w:rPr>
+        <w:t>, Enkhuizen</w:t>
+      </w:r>
+      <w:r>
+        <w:rPr>
+          <w:rFonts w:ascii="Arial" w:hAnsi="Arial" w:cs="Arial"/>
+          <w:color w:val="215E99" w:themeColor="text2" w:themeTint="BF"/>
+        </w:rPr>
+        <w:t xml:space="preserve">                                      </w:t>
+      </w:r>
+      <w:r>
+        <w:rPr>
+          <w:rFonts w:ascii="Arial" w:hAnsi="Arial" w:cs="Arial"/>
+        </w:rPr>
+        <w:t xml:space="preserve"> </w:t>
+      </w:r>
+      <w:r>
+        <w:rPr>
+          <w:rFonts w:ascii="Arial" w:hAnsi="Arial" w:cs="Arial"/>
+        </w:rPr>
+        <w:t xml:space="preserve"> </w:t>
+      </w:r>
+      <w:r>
+        <w:rPr>
+          <w:rFonts w:ascii="Arial" w:hAnsi="Arial" w:cs="Arial"/>
+        </w:rPr>
+        <w:t>mei</w:t>
+      </w:r>
+      <w:r>
+        <w:rPr>
+          <w:rFonts w:ascii="Arial" w:hAnsi="Arial" w:cs="Arial"/>
+        </w:rPr>
+        <w:t xml:space="preserve"> 2025-sep 2025</w:t>
+      </w:r>
+    </w:p>
+    <w:p>
+      <w:pPr>
+        <w:pStyle w:val="Tekstzonderopmaak"/>
+        <w:rPr>
+          <w:rFonts w:ascii="Arial" w:hAnsi="Arial" w:cs="Arial"/>
+        </w:rPr>
+      </w:pPr>
+      <w:r>
+        <w:rPr>
+          <w:rFonts w:ascii="Arial" w:hAnsi="Arial" w:cs="Arial"/>
+        </w:rPr>
+        <w:t>Leveringen bezorgen op de fiets</w:t>
+      </w:r>
+    </w:p>
+    <w:p>
+      <w:pPr>
+        <w:pStyle w:val="Tekstzonderopmaak"/>
+        <w:rPr>
+          <w:rFonts w:ascii="Arial" w:hAnsi="Arial" w:cs="Arial"/>
+        </w:rPr>
+      </w:pPr>
+    </w:p>
+    <w:p>
+      <w:pPr>
+        <w:pStyle w:val="Tekstzonderopmaak"/>
+        <w:rPr>
+          <w:rFonts w:ascii="Arial" w:hAnsi="Arial" w:cs="Arial"/>
+        </w:rPr>
+      </w:pPr>
+    </w:p>
+    <w:p>
+      <w:pPr>
+        <w:pStyle w:val="Tekstzonderopmaak"/>
+        <w:rPr>
+          <w:rFonts w:ascii="Arial" w:hAnsi="Arial" w:cs="Arial"/>
+          <w:b/>
+          <w:bCs/>
+          <w:sz w:val="24"/>
+          <w:szCs w:val="24"/>
+        </w:rPr>
+      </w:pPr>
+      <w:r>
+        <w:rPr>
+          <w:rFonts w:ascii="Arial" w:hAnsi="Arial" w:cs="Arial"/>
+          <w:b/>
+          <w:bCs/>
+          <w:sz w:val="24"/>
+          <w:szCs w:val="24"/>
+        </w:rPr>
+        <w:t>Opleidingen:</w:t>
+      </w:r>
+    </w:p>
+    <w:p>
+      <w:pPr>
+        <w:pStyle w:val="Tekstzonderopmaak"/>
+        <w:rPr>
+          <w:rFonts w:ascii="Arial" w:hAnsi="Arial" w:cs="Arial"/>
+          <w:b/>
+          <w:bCs/>
+          <w:sz w:val="24"/>
+          <w:szCs w:val="24"/>
+        </w:rPr>
+      </w:pPr>
+    </w:p>
+    <w:p>
+      <w:pPr>
+        <w:pStyle w:val="Tekstzonderopmaak"/>
+        <w:rPr>
+          <w:rFonts w:ascii="Arial" w:hAnsi="Arial" w:cs="Arial"/>
+        </w:rPr>
+      </w:pPr>
+      <w:r>
+        <w:rPr>
+          <w:rFonts w:ascii="Arial" w:hAnsi="Arial" w:cs="Arial"/>
+        </w:rPr>
+        <w:t>Software development</w:t>
+      </w:r>
+    </w:p>
+    <w:p>
+      <w:pPr>
+        <w:pStyle w:val="Tekstzonderopmaak"/>
+        <w:rPr>
+          <w:rFonts w:ascii="Arial" w:hAnsi="Arial" w:cs="Arial"/>
+        </w:rPr>
+      </w:pPr>
+      <w:r>
+        <w:rPr>
+          <w:rFonts w:ascii="Arial" w:hAnsi="Arial" w:cs="Arial"/>
+        </w:rPr>
+        <w:t>Mediacollege Amsterdam                                 sep 2023-heden</w:t>
+      </w:r>
+    </w:p>
+    <w:p>
+      <w:pPr>
+        <w:pStyle w:val="Tekstzonderopmaak"/>
+        <w:rPr>
+          <w:rFonts w:ascii="Arial" w:hAnsi="Arial" w:cs="Arial"/>
+        </w:rPr>
+      </w:pPr>
+    </w:p>
+    <w:p>
+      <w:pPr>
+        <w:pStyle w:val="Tekstzonderopmaak"/>
+        <w:rPr>
+          <w:rFonts w:ascii="Arial" w:hAnsi="Arial" w:cs="Arial"/>
+        </w:rPr>
+      </w:pPr>
+    </w:p>
+    <w:p>
+      <w:pPr>
+        <w:pStyle w:val="Tekstzonderopmaak"/>
+        <w:rPr>
+          <w:rFonts w:ascii="Arial" w:hAnsi="Arial" w:cs="Arial"/>
+          <w:b/>
+          <w:bCs/>
+          <w:sz w:val="24"/>
+          <w:szCs w:val="24"/>
+        </w:rPr>
+      </w:pPr>
+      <w:r>
+        <w:rPr>
+          <w:rFonts w:ascii="Arial" w:hAnsi="Arial" w:cs="Arial"/>
+          <w:b/>
+          <w:bCs/>
+          <w:sz w:val="24"/>
+          <w:szCs w:val="24"/>
+        </w:rPr>
+        <w:lastRenderedPageBreak/>
+        <w:t>Vaardigheden:</w:t>
+      </w:r>
+    </w:p>
+    <w:p>
+      <w:pPr>
+        <w:pStyle w:val="Tekstzonderopmaak"/>
+        <w:rPr>
+          <w:rFonts w:ascii="Arial" w:hAnsi="Arial" w:cs="Arial"/>
+        </w:rPr>
+      </w:pPr>
+    </w:p>
+    <w:p>
+      <w:pPr>
+        <w:pStyle w:val="Tekstzonderopmaak"/>
+        <w:rPr>
+          <w:rFonts w:ascii="Arial" w:hAnsi="Arial" w:cs="Arial"/>
+        </w:rPr>
+      </w:pPr>
+      <w:r>
+        <w:rPr>
+          <w:rFonts w:ascii="Arial" w:hAnsi="Arial" w:cs="Arial"/>
         </w:rPr>
         <w:t>C#</w:t>
       </w:r>
@@ -308,48 +808,94 @@
       <w:pPr>
         <w:pStyle w:val="Tekstzonderopmaak"/>
         <w:rPr>
-          <w:rFonts w:ascii="Courier New" w:hAnsi="Courier New" w:cs="Courier New"/>
-        </w:rPr>
-      </w:pPr>
-      <w:r>
-        <w:rPr>
-          <w:rFonts w:ascii="Courier New" w:hAnsi="Courier New" w:cs="Courier New"/>
+          <w:rFonts w:ascii="Arial" w:hAnsi="Arial" w:cs="Arial"/>
+        </w:rPr>
+      </w:pPr>
+      <w:proofErr w:type="spellStart"/>
+      <w:r>
+        <w:rPr>
+          <w:rFonts w:ascii="Arial" w:hAnsi="Arial" w:cs="Arial"/>
         </w:rPr>
         <w:t>Unity</w:t>
       </w:r>
-    </w:p>
-    <w:p>
-      <w:pPr>
-        <w:pStyle w:val="Tekstzonderopmaak"/>
-        <w:rPr>
-          <w:rFonts w:ascii="Courier New" w:hAnsi="Courier New" w:cs="Courier New"/>
-        </w:rPr>
-      </w:pPr>
-      <w:r>
-        <w:rPr>
-          <w:rFonts w:ascii="Courier New" w:hAnsi="Courier New" w:cs="Courier New"/>
-        </w:rPr>
-        <w:t>Github</w:t>
-      </w:r>
-    </w:p>
-    <w:p>
-      <w:pPr>
-        <w:pStyle w:val="Tekstzonderopmaak"/>
-        <w:rPr>
-          <w:rFonts w:ascii="Courier New" w:hAnsi="Courier New" w:cs="Courier New"/>
-        </w:rPr>
-      </w:pPr>
-    </w:p>
-    <w:p>
-      <w:pPr>
-        <w:pStyle w:val="Tekstzonderopmaak"/>
-        <w:rPr>
-          <w:rFonts w:ascii="Courier New" w:hAnsi="Courier New" w:cs="Courier New"/>
-        </w:rPr>
-      </w:pPr>
-      <w:r>
-        <w:rPr>
-          <w:rFonts w:ascii="Courier New" w:hAnsi="Courier New" w:cs="Courier New"/>
+      <w:proofErr w:type="spellEnd"/>
+    </w:p>
+    <w:p>
+      <w:pPr>
+        <w:pStyle w:val="Tekstzonderopmaak"/>
+        <w:rPr>
+          <w:rFonts w:ascii="Arial" w:hAnsi="Arial" w:cs="Arial"/>
+        </w:rPr>
+      </w:pPr>
+      <w:r>
+        <w:rPr>
+          <w:rFonts w:ascii="Arial" w:hAnsi="Arial" w:cs="Arial"/>
+        </w:rPr>
+        <w:t>HTML</w:t>
+      </w:r>
+    </w:p>
+    <w:p>
+      <w:pPr>
+        <w:pStyle w:val="Tekstzonderopmaak"/>
+        <w:rPr>
+          <w:rFonts w:ascii="Arial" w:hAnsi="Arial" w:cs="Arial"/>
+        </w:rPr>
+      </w:pPr>
+      <w:r>
+        <w:rPr>
+          <w:rFonts w:ascii="Arial" w:hAnsi="Arial" w:cs="Arial"/>
+        </w:rPr>
+        <w:t>CSS</w:t>
+      </w:r>
+    </w:p>
+    <w:p>
+      <w:pPr>
+        <w:pStyle w:val="Tekstzonderopmaak"/>
+        <w:rPr>
+          <w:rFonts w:ascii="Arial" w:hAnsi="Arial" w:cs="Arial"/>
+        </w:rPr>
+      </w:pPr>
+      <w:r>
+        <w:rPr>
+          <w:rFonts w:ascii="Arial" w:hAnsi="Arial" w:cs="Arial"/>
+        </w:rPr>
+        <w:t>Scrum</w:t>
+      </w:r>
+    </w:p>
+    <w:p>
+      <w:pPr>
+        <w:pStyle w:val="Tekstzonderopmaak"/>
+        <w:rPr>
+          <w:rFonts w:ascii="Arial" w:hAnsi="Arial" w:cs="Arial"/>
+        </w:rPr>
+      </w:pPr>
+    </w:p>
+    <w:p>
+      <w:pPr>
+        <w:pStyle w:val="Tekstzonderopmaak"/>
+        <w:rPr>
+          <w:rFonts w:ascii="Arial" w:hAnsi="Arial" w:cs="Arial"/>
+        </w:rPr>
+      </w:pPr>
+    </w:p>
+    <w:p>
+      <w:pPr>
+        <w:pStyle w:val="Tekstzonderopmaak"/>
+        <w:rPr>
+          <w:rFonts w:ascii="Arial" w:hAnsi="Arial" w:cs="Arial"/>
+          <w:b/>
+          <w:bCs/>
+          <w:sz w:val="24"/>
+          <w:szCs w:val="24"/>
+        </w:rPr>
+      </w:pPr>
+      <w:r>
+        <w:rPr>
+          <w:rFonts w:ascii="Arial" w:hAnsi="Arial" w:cs="Arial"/>
+          <w:b/>
+          <w:bCs/>
+          <w:sz w:val="24"/>
+          <w:szCs w:val="24"/>
         </w:rPr>
         <w:t>Talen:</w:t>
       </w:r>
@@ -358,20 +904,20 @@
       <w:pPr>
         <w:pStyle w:val="Tekstzonderopmaak"/>
         <w:rPr>
-          <w:rFonts w:ascii="Courier New" w:hAnsi="Courier New" w:cs="Courier New"/>
-        </w:rPr>
-      </w:pPr>
-    </w:p>
-    <w:p>
-      <w:pPr>
-        <w:pStyle w:val="Tekstzonderopmaak"/>
-        <w:rPr>
-          <w:rFonts w:ascii="Courier New" w:hAnsi="Courier New" w:cs="Courier New"/>
-        </w:rPr>
-      </w:pPr>
-      <w:r>
-        <w:rPr>
-          <w:rFonts w:ascii="Courier New" w:hAnsi="Courier New" w:cs="Courier New"/>
+          <w:rFonts w:ascii="Arial" w:hAnsi="Arial" w:cs="Arial"/>
+        </w:rPr>
+      </w:pPr>
+    </w:p>
+    <w:p>
+      <w:pPr>
+        <w:pStyle w:val="Tekstzonderopmaak"/>
+        <w:rPr>
+          <w:rFonts w:ascii="Arial" w:hAnsi="Arial" w:cs="Arial"/>
+        </w:rPr>
+      </w:pPr>
+      <w:r>
+        <w:rPr>
+          <w:rFonts w:ascii="Arial" w:hAnsi="Arial" w:cs="Arial"/>
         </w:rPr>
         <w:t>Nederlands</w:t>
       </w:r>
@@ -380,15 +926,136 @@
       <w:pPr>
         <w:pStyle w:val="Tekstzonderopmaak"/>
         <w:rPr>
-          <w:rFonts w:ascii="Courier New" w:hAnsi="Courier New" w:cs="Courier New"/>
-        </w:rPr>
-      </w:pPr>
-      <w:r>
-        <w:rPr>
-          <w:rFonts w:ascii="Courier New" w:hAnsi="Courier New" w:cs="Courier New"/>
+          <w:rFonts w:ascii="Arial" w:hAnsi="Arial" w:cs="Arial"/>
+        </w:rPr>
+      </w:pPr>
+      <w:r>
+        <w:rPr>
+          <w:rFonts w:ascii="Arial" w:hAnsi="Arial" w:cs="Arial"/>
         </w:rPr>
         <w:t>Engels</w:t>
       </w:r>
+    </w:p>
+    <w:p>
+      <w:pPr>
+        <w:pStyle w:val="Tekstzonderopmaak"/>
+        <w:rPr>
+          <w:rFonts w:ascii="Arial" w:hAnsi="Arial" w:cs="Arial"/>
+        </w:rPr>
+      </w:pPr>
+    </w:p>
+    <w:p>
+      <w:pPr>
+        <w:pStyle w:val="Tekstzonderopmaak"/>
+        <w:rPr>
+          <w:rFonts w:ascii="Arial" w:hAnsi="Arial" w:cs="Arial"/>
+        </w:rPr>
+      </w:pPr>
+    </w:p>
+    <w:p>
+      <w:pPr>
+        <w:pStyle w:val="Tekstzonderopmaak"/>
+        <w:rPr>
+          <w:rFonts w:ascii="Arial" w:hAnsi="Arial" w:cs="Arial"/>
+          <w:b/>
+          <w:bCs/>
+          <w:sz w:val="24"/>
+          <w:szCs w:val="24"/>
+        </w:rPr>
+      </w:pPr>
+      <w:r>
+        <w:rPr>
+          <w:rFonts w:ascii="Arial" w:hAnsi="Arial" w:cs="Arial"/>
+          <w:b/>
+          <w:bCs/>
+          <w:sz w:val="24"/>
+          <w:szCs w:val="24"/>
+        </w:rPr>
+        <w:t>Hobb</w:t>
+      </w:r>
+      <w:r>
+        <w:rPr>
+          <w:rFonts w:ascii="Arial" w:hAnsi="Arial" w:cs="Arial"/>
+          <w:b/>
+          <w:bCs/>
+          <w:sz w:val="24"/>
+          <w:szCs w:val="24"/>
+        </w:rPr>
+        <w:t>y’s:</w:t>
+      </w:r>
+    </w:p>
+    <w:p>
+      <w:pPr>
+        <w:pStyle w:val="Tekstzonderopmaak"/>
+        <w:rPr>
+          <w:rFonts w:ascii="Arial" w:hAnsi="Arial" w:cs="Arial"/>
+        </w:rPr>
+      </w:pPr>
+    </w:p>
+    <w:p>
+      <w:pPr>
+        <w:pStyle w:val="Tekstzonderopmaak"/>
+        <w:rPr>
+          <w:rFonts w:ascii="Arial" w:hAnsi="Arial" w:cs="Arial"/>
+        </w:rPr>
+      </w:pPr>
+      <w:r>
+        <w:rPr>
+          <w:rFonts w:ascii="Arial" w:hAnsi="Arial" w:cs="Arial"/>
+        </w:rPr>
+        <w:t>Gamen</w:t>
+      </w:r>
+    </w:p>
+    <w:p>
+      <w:pPr>
+        <w:pStyle w:val="Tekstzonderopmaak"/>
+        <w:rPr>
+          <w:rFonts w:ascii="Arial" w:hAnsi="Arial" w:cs="Arial"/>
+        </w:rPr>
+      </w:pPr>
+      <w:r>
+        <w:rPr>
+          <w:rFonts w:ascii="Arial" w:hAnsi="Arial" w:cs="Arial"/>
+        </w:rPr>
+        <w:t>Muziek luisteren</w:t>
+      </w:r>
+    </w:p>
+    <w:p>
+      <w:pPr>
+        <w:pStyle w:val="Tekstzonderopmaak"/>
+        <w:rPr>
+          <w:rFonts w:ascii="Arial" w:hAnsi="Arial" w:cs="Arial"/>
+          <w:lang w:val="en-NL"/>
+        </w:rPr>
+      </w:pPr>
+      <w:r>
+        <w:rPr>
+          <w:rFonts w:ascii="Arial" w:hAnsi="Arial" w:cs="Arial"/>
+        </w:rPr>
+        <w:t xml:space="preserve">Magic </w:t>
+      </w:r>
+      <w:proofErr w:type="spellStart"/>
+      <w:r>
+        <w:rPr>
+          <w:rFonts w:ascii="Arial" w:hAnsi="Arial" w:cs="Arial"/>
+        </w:rPr>
+        <w:t>the</w:t>
+      </w:r>
+      <w:proofErr w:type="spellEnd"/>
+      <w:r>
+        <w:rPr>
+          <w:rFonts w:ascii="Arial" w:hAnsi="Arial" w:cs="Arial"/>
+        </w:rPr>
+        <w:t xml:space="preserve"> </w:t>
+      </w:r>
+      <w:proofErr w:type="spellStart"/>
+      <w:r>
+        <w:rPr>
+          <w:rFonts w:ascii="Arial" w:hAnsi="Arial" w:cs="Arial"/>
+        </w:rPr>
+        <w:t>gathering</w:t>
+      </w:r>
+      <w:proofErr w:type="spellEnd"/>
     </w:p>
     <w:sectPr>
       <w:pgSz w:w="11906" w:h="16838"/>
@@ -800,11 +1467,13 @@
   <w:style w:type="paragraph" w:default="1" w:styleId="Standaard">
     <w:name w:val="Normal"/>
     <w:qFormat/>
+    <w:rPr>
+      <w:lang w:val="nl-NL"/>
+    </w:rPr>
   </w:style>
   <w:style w:type="character" w:default="1" w:styleId="Standaardalinea-lettertype">
     <w:name w:val="Default Paragraph Font"/>
     <w:uiPriority w:val="1"/>
-    <w:semiHidden/>
     <w:unhideWhenUsed/>
   </w:style>
   <w:style w:type="table" w:default="1" w:styleId="Standaardtabel">
@@ -1175,4 +1844,16 @@
     </a:ext>
   </a:extLst>
 </a:theme>
+</file>
+
+<file path=customXml/item1.xml><?xml version="1.0" encoding="utf-8"?>
+<b:Sources xmlns:b="http://schemas.openxmlformats.org/officeDocument/2006/bibliography" xmlns="http://schemas.openxmlformats.org/officeDocument/2006/bibliography" SelectedStyle="\APASixthEditionOfficeOnline.xsl" StyleName="APA" Version="6"/>
+</file>
+
+<file path=customXml/itemProps1.xml><?xml version="1.0" encoding="utf-8"?>
+<ds:datastoreItem xmlns:ds="http://schemas.openxmlformats.org/officeDocument/2006/customXml" ds:itemID="{39098C58-1763-484C-A382-A13FE8558A56}">
+  <ds:schemaRefs>
+    <ds:schemaRef ds:uri="http://schemas.openxmlformats.org/officeDocument/2006/bibliography"/>
+  </ds:schemaRefs>
+</ds:datastoreItem>
 </file>